--- a/Пояснительная записка .docx
+++ b/Пояснительная записка .docx
@@ -9,6 +9,15 @@
       </w:pPr>
       <w:r>
         <w:t>ТИТУЛЬНИК В КОНЦЕ ДЕЛАЕТСЯ</w:t>
+      </w:r>
+    </w:p>
+    <w:p>
+      <w:pPr>
+        <w:ind w:firstLine="0"/>
+        <w:jc w:val="center"/>
+      </w:pPr>
+      <w:r>
+        <w:t>ХАХАХХАХАХАХАХХАХАХАХХАХ</w:t>
       </w:r>
       <w:r>
         <w:rPr>
@@ -1284,6 +1293,7 @@
         <w:rPr>
           <w:noProof/>
         </w:rPr>
+        <w:lastRenderedPageBreak/>
         <w:drawing>
           <wp:inline distT="0" distB="0" distL="0" distR="0" wp14:anchorId="7AAB8289" wp14:editId="43F3C7B0">
             <wp:extent cx="6372225" cy="3605530"/>
@@ -1845,6 +1855,7 @@
           <w:noProof/>
           <w:lang w:val="ru-BY"/>
         </w:rPr>
+        <w:lastRenderedPageBreak/>
         <w:drawing>
           <wp:inline distT="0" distB="0" distL="0" distR="0" wp14:anchorId="29941BE9" wp14:editId="05370E21">
             <wp:extent cx="3250387" cy="2735258"/>
@@ -2287,6 +2298,7 @@
     </w:p>
     <w:p>
       <w:r>
+        <w:lastRenderedPageBreak/>
         <w:t xml:space="preserve">- </w:t>
       </w:r>
       <w:r>
@@ -2327,7 +2339,7 @@
       <w:pPr>
         <w:pStyle w:val="2"/>
         <w:rPr>
-          <w:lang w:val="en-US"/>
+          <w:lang w:val="ru-RU"/>
         </w:rPr>
       </w:pPr>
       <w:r>
@@ -2366,10 +2378,7 @@
         <w:ind w:firstLine="709"/>
       </w:pPr>
       <w:r>
-        <w:t>3 Р</w:t>
-      </w:r>
-      <w:r>
-        <w:t>еализация</w:t>
+        <w:t>3 Реализация</w:t>
       </w:r>
       <w:r>
         <w:t xml:space="preserve"> web-приложения</w:t>
@@ -2798,10 +2807,7 @@
         <w:t xml:space="preserve">. Официальный сайт </w:t>
       </w:r>
       <w:r>
-        <w:t>Readwise</w:t>
-      </w:r>
-      <w:r>
-        <w:t xml:space="preserve"> </w:t>
+        <w:t xml:space="preserve">Readwise </w:t>
       </w:r>
       <w:r>
         <w:t xml:space="preserve">[Электронный ресурс] / Режим доступа – </w:t>
@@ -3097,13 +3103,7 @@
         <w:rPr>
           <w:lang w:val="en-US"/>
         </w:rPr>
-        <w:t>star</w:t>
-      </w:r>
-      <w:r>
-        <w:rPr>
-          <w:lang w:val="en-US"/>
-        </w:rPr>
-        <w:t>t</w:t>
+        <w:t>start</w:t>
       </w:r>
       <w:r>
         <w:t>.</w:t>
@@ -3156,91 +3156,82 @@
         <w:t xml:space="preserve">. Официальный сайт </w:t>
       </w:r>
       <w:r>
-        <w:t>Bookmark</w:t>
+        <w:t xml:space="preserve">Bookmark </w:t>
+      </w:r>
+      <w:r>
+        <w:rPr>
+          <w:lang w:val="en-US"/>
+        </w:rPr>
+        <w:t>OS</w:t>
       </w:r>
       <w:r>
         <w:t xml:space="preserve"> </w:t>
       </w:r>
       <w:r>
+        <w:t xml:space="preserve">[Электронный ресурс] / Режим доступа – </w:t>
+      </w:r>
+      <w:r>
         <w:rPr>
           <w:lang w:val="en-US"/>
         </w:rPr>
-        <w:t>OS</w:t>
+        <w:t>URL</w:t>
+      </w:r>
+      <w:r>
+        <w:t>:</w:t>
       </w:r>
       <w:r>
         <w:t xml:space="preserve"> </w:t>
       </w:r>
       <w:r>
-        <w:t xml:space="preserve">[Электронный ресурс] / Режим доступа – </w:t>
-      </w:r>
-      <w:r>
         <w:rPr>
           <w:lang w:val="en-US"/>
         </w:rPr>
-        <w:t>URL</w:t>
-      </w:r>
-      <w:r>
-        <w:t>:</w:t>
+        <w:t>https</w:t>
+      </w:r>
+      <w:r>
+        <w:t>://</w:t>
+      </w:r>
+      <w:r>
+        <w:rPr>
+          <w:lang w:val="en-US"/>
+        </w:rPr>
+        <w:t>bookmarkos</w:t>
+      </w:r>
+      <w:r>
+        <w:t>.</w:t>
+      </w:r>
+      <w:r>
+        <w:rPr>
+          <w:lang w:val="en-US"/>
+        </w:rPr>
+        <w:t>com</w:t>
       </w:r>
       <w:r>
         <w:t xml:space="preserve"> </w:t>
       </w:r>
       <w:r>
-        <w:rPr>
-          <w:lang w:val="en-US"/>
-        </w:rPr>
-        <w:t>https</w:t>
-      </w:r>
-      <w:r>
-        <w:t>://</w:t>
-      </w:r>
-      <w:r>
-        <w:rPr>
-          <w:lang w:val="en-US"/>
-        </w:rPr>
-        <w:t>bookmarkos</w:t>
+        <w:t xml:space="preserve">– Дата доступа: </w:t>
+      </w:r>
+      <w:r>
+        <w:t>14</w:t>
       </w:r>
       <w:r>
         <w:t>.</w:t>
       </w:r>
       <w:r>
-        <w:rPr>
-          <w:lang w:val="en-US"/>
-        </w:rPr>
-        <w:t>com</w:t>
-      </w:r>
-      <w:r>
-        <w:t xml:space="preserve"> </w:t>
-      </w:r>
-      <w:r>
-        <w:t xml:space="preserve">– Дата доступа: </w:t>
-      </w:r>
-      <w:r>
-        <w:t>14</w:t>
+        <w:t>04</w:t>
+      </w:r>
+      <w:r>
+        <w:t>.202</w:t>
+      </w:r>
+      <w:r>
+        <w:t>6</w:t>
       </w:r>
       <w:r>
         <w:t>.</w:t>
       </w:r>
-      <w:r>
-        <w:t>04</w:t>
-      </w:r>
-      <w:r>
-        <w:t>.202</w:t>
-      </w:r>
-      <w:r>
-        <w:t>6</w:t>
-      </w:r>
-      <w:r>
-        <w:t>.</w:t>
-      </w:r>
     </w:p>
-    <w:p>
-      <w:pPr>
-        <w:rPr>
-          <w:lang w:val="en-US"/>
-        </w:rPr>
-      </w:pPr>
-    </w:p>
+    <w:p/>
     <w:sectPr>
       <w:headerReference w:type="default" r:id="rId19"/>
       <w:pgSz w:w="11906" w:h="16838"/>
@@ -3547,19 +3538,7 @@
         <w:rPr>
           <w:lang w:val="ru-RU"/>
         </w:rPr>
-        <w:t xml:space="preserve"> </w:t>
-      </w:r>
-      <w:r>
-        <w:rPr>
-          <w:lang w:val="ru-RU"/>
-        </w:rPr>
-        <w:t>–</w:t>
-      </w:r>
-      <w:r>
-        <w:rPr>
-          <w:lang w:val="ru-RU"/>
-        </w:rPr>
-        <w:t xml:space="preserve"> </w:t>
+        <w:t xml:space="preserve"> – </w:t>
       </w:r>
       <w:r>
         <w:rPr>
@@ -3628,19 +3607,7 @@
         <w:rPr>
           <w:lang w:val="ru-RU"/>
         </w:rPr>
-        <w:t xml:space="preserve">. </w:t>
-      </w:r>
-      <w:r>
-        <w:rPr>
-          <w:lang w:val="ru-RU"/>
-        </w:rPr>
-        <w:t>–</w:t>
-      </w:r>
-      <w:r>
-        <w:rPr>
-          <w:lang w:val="ru-RU"/>
-        </w:rPr>
-        <w:t xml:space="preserve"> </w:t>
+        <w:t xml:space="preserve">. – </w:t>
       </w:r>
       <w:r>
         <w:rPr>
@@ -9006,6 +8973,7 @@
   <w:style w:type="character" w:default="1" w:styleId="a0">
     <w:name w:val="Default Paragraph Font"/>
     <w:uiPriority w:val="1"/>
+    <w:semiHidden/>
     <w:unhideWhenUsed/>
   </w:style>
   <w:style w:type="table" w:default="1" w:styleId="a1">
